--- a/晶振选择的疑问.docx
+++ b/晶振选择的疑问.docx
@@ -1,6 +1,6 @@
 
 <file path=word/document.xml><?xml version="1.0" encoding="utf-8"?>
-<w:document xmlns:wpc="http://schemas.microsoft.com/office/word/2010/wordprocessingCanvas" xmlns:cx="http://schemas.microsoft.com/office/drawing/2014/chartex" xmlns:mc="http://schemas.openxmlformats.org/markup-compatibility/2006" xmlns:o="urn:schemas-microsoft-com:office:office" xmlns:r="http://schemas.openxmlformats.org/officeDocument/2006/relationships" xmlns:m="http://schemas.openxmlformats.org/officeDocument/2006/math" xmlns:v="urn:schemas-microsoft-com:vml" xmlns:wp14="http://schemas.microsoft.com/office/word/2010/wordprocessingDrawing" xmlns:wp="http://schemas.openxmlformats.org/drawingml/2006/wordprocessingDrawing" xmlns:w10="urn:schemas-microsoft-com:office:word" xmlns:w="http://schemas.openxmlformats.org/wordprocessingml/2006/main" xmlns:w14="http://schemas.microsoft.com/office/word/2010/wordml" xmlns:w15="http://schemas.microsoft.com/office/word/2012/wordml" xmlns:w16se="http://schemas.microsoft.com/office/word/2015/wordml/symex" xmlns:wpg="http://schemas.microsoft.com/office/word/2010/wordprocessingGroup" xmlns:wpi="http://schemas.microsoft.com/office/word/2010/wordprocessingInk" xmlns:wne="http://schemas.microsoft.com/office/word/2006/wordml" xmlns:wps="http://schemas.microsoft.com/office/word/2010/wordprocessingShape" mc:Ignorable="w14 w15 w16se wp14">
+<w:document xmlns:wpc="http://schemas.microsoft.com/office/word/2010/wordprocessingCanvas" xmlns:cx="http://schemas.microsoft.com/office/drawing/2014/chartex" xmlns:cx1="http://schemas.microsoft.com/office/drawing/2015/9/8/chartex" xmlns:cx2="http://schemas.microsoft.com/office/drawing/2015/10/21/chartex" xmlns:cx3="http://schemas.microsoft.com/office/drawing/2016/5/9/chartex" xmlns:cx4="http://schemas.microsoft.com/office/drawing/2016/5/10/chartex" xmlns:cx5="http://schemas.microsoft.com/office/drawing/2016/5/11/chartex" xmlns:cx6="http://schemas.microsoft.com/office/drawing/2016/5/12/chartex" xmlns:cx7="http://schemas.microsoft.com/office/drawing/2016/5/13/chartex" xmlns:cx8="http://schemas.microsoft.com/office/drawing/2016/5/14/chartex" xmlns:mc="http://schemas.openxmlformats.org/markup-compatibility/2006" xmlns:aink="http://schemas.microsoft.com/office/drawing/2016/ink" xmlns:am3d="http://schemas.microsoft.com/office/drawing/2017/model3d" xmlns:o="urn:schemas-microsoft-com:office:office" xmlns:oel="http://schemas.microsoft.com/office/2019/extlst" xmlns:r="http://schemas.openxmlformats.org/officeDocument/2006/relationships" xmlns:m="http://schemas.openxmlformats.org/officeDocument/2006/math" xmlns:v="urn:schemas-microsoft-com:vml" xmlns:wp14="http://schemas.microsoft.com/office/word/2010/wordprocessingDrawing" xmlns:wp="http://schemas.openxmlformats.org/drawingml/2006/wordprocessingDrawing" xmlns:w10="urn:schemas-microsoft-com:office:word" xmlns:w="http://schemas.openxmlformats.org/wordprocessingml/2006/main" xmlns:w14="http://schemas.microsoft.com/office/word/2010/wordml" xmlns:w15="http://schemas.microsoft.com/office/word/2012/wordml" xmlns:w16cex="http://schemas.microsoft.com/office/word/2018/wordml/cex" xmlns:w16cid="http://schemas.microsoft.com/office/word/2016/wordml/cid" xmlns:w16="http://schemas.microsoft.com/office/word/2018/wordml" xmlns:w16du="http://schemas.microsoft.com/office/word/2023/wordml/word16du" xmlns:w16sdtdh="http://schemas.microsoft.com/office/word/2020/wordml/sdtdatahash" xmlns:w16sdtfl="http://schemas.microsoft.com/office/word/2024/wordml/sdtformatlock" xmlns:w16se="http://schemas.microsoft.com/office/word/2015/wordml/symex" xmlns:wpg="http://schemas.microsoft.com/office/word/2010/wordprocessingGroup" xmlns:wpi="http://schemas.microsoft.com/office/word/2010/wordprocessingInk" xmlns:wne="http://schemas.microsoft.com/office/word/2006/wordml" xmlns:wps="http://schemas.microsoft.com/office/word/2010/wordprocessingShape" mc:Ignorable="w14 w15 w16se w16cid w16 w16cex w16sdtdh w16sdtfl w16du wp14">
   <w:body>
     <w:p>
       <w:pPr>
@@ -13,7 +13,21 @@
         <w:rPr>
           <w:shd w:val="clear" w:color="auto" w:fill="FFFFFF"/>
         </w:rPr>
-        <w:t>图中的晶振选择有什么区别吗</w:t>
+        <w:t>图中的晶</w:t>
+      </w:r>
+      <w:proofErr w:type="gramStart"/>
+      <w:r>
+        <w:rPr>
+          <w:shd w:val="clear" w:color="auto" w:fill="FFFFFF"/>
+        </w:rPr>
+        <w:t>振选择</w:t>
+      </w:r>
+      <w:proofErr w:type="gramEnd"/>
+      <w:r>
+        <w:rPr>
+          <w:shd w:val="clear" w:color="auto" w:fill="FFFFFF"/>
+        </w:rPr>
+        <w:t>有什么区别吗</w:t>
       </w:r>
     </w:p>
     <w:p>
@@ -86,7 +100,23 @@
           <w:rStyle w:val="ng-star-inserted1"/>
           <w:rFonts w:hint="eastAsia"/>
         </w:rPr>
-        <w:t>：不使用外部晶振</w:t>
+        <w:t>：不使用</w:t>
+      </w:r>
+      <w:proofErr w:type="gramStart"/>
+      <w:r>
+        <w:rPr>
+          <w:rStyle w:val="ng-star-inserted1"/>
+          <w:rFonts w:hint="eastAsia"/>
+        </w:rPr>
+        <w:t>外部晶</w:t>
+      </w:r>
+      <w:proofErr w:type="gramEnd"/>
+      <w:r>
+        <w:rPr>
+          <w:rStyle w:val="ng-star-inserted1"/>
+          <w:rFonts w:hint="eastAsia"/>
+        </w:rPr>
+        <w:t>振</w:t>
       </w:r>
     </w:p>
     <w:p>
@@ -106,12 +136,29 @@
           <w:rStyle w:val="ng-star-inserted1"/>
           <w:rFonts w:hint="eastAsia"/>
         </w:rPr>
-        <w:t>：使用有源晶振，</w:t>
+        <w:t>：使用</w:t>
       </w:r>
       <w:r>
         <w:rPr>
           <w:rStyle w:val="ng-star-inserted1"/>
           <w:rFonts w:hint="eastAsia"/>
+          <w:b/>
+          <w:bCs/>
+        </w:rPr>
+        <w:t>有源晶振</w:t>
+      </w:r>
+      <w:r>
+        <w:rPr>
+          <w:rStyle w:val="ng-star-inserted1"/>
+          <w:rFonts w:hint="eastAsia"/>
+        </w:rPr>
+        <w:t>，</w:t>
+      </w:r>
+      <w:proofErr w:type="gramStart"/>
+      <w:r>
+        <w:rPr>
+          <w:rStyle w:val="ng-star-inserted1"/>
+          <w:rFonts w:hint="eastAsia"/>
         </w:rPr>
         <w:t>且此晶振只占用</w:t>
       </w:r>
@@ -119,17 +166,28 @@
         <w:rPr>
           <w:rStyle w:val="ng-star-inserted1"/>
         </w:rPr>
-        <w:t xml:space="preserve">只占用 </w:t>
+        <w:t>只占用</w:t>
+      </w:r>
+      <w:proofErr w:type="gramEnd"/>
+      <w:r>
+        <w:rPr>
+          <w:rStyle w:val="ng-star-inserted1"/>
+        </w:rPr>
+        <w:t xml:space="preserve"> </w:t>
       </w:r>
       <w:r>
         <w:rPr>
           <w:rStyle w:val="inline-code"/>
+          <w:b/>
+          <w:bCs/>
         </w:rPr>
         <w:t>OSC_IN</w:t>
       </w:r>
       <w:r>
         <w:rPr>
           <w:rStyle w:val="ng-star-inserted1"/>
+          <w:b/>
+          <w:bCs/>
         </w:rPr>
         <w:t xml:space="preserve"> </w:t>
       </w:r>
@@ -137,47 +195,77 @@
         <w:rPr>
           <w:rStyle w:val="ng-star-inserted1"/>
           <w:rFonts w:hint="eastAsia"/>
+          <w:b/>
+          <w:bCs/>
         </w:rPr>
         <w:t>一个</w:t>
       </w:r>
       <w:r>
         <w:rPr>
           <w:rStyle w:val="ng-star-inserted1"/>
+          <w:b/>
+          <w:bCs/>
         </w:rPr>
         <w:t>引脚</w:t>
       </w:r>
     </w:p>
     <w:p>
-      <w:pPr>
-        <w:rPr>
+      <w:r>
+        <w:rPr>
+          <w:rStyle w:val="ng-star-inserted1"/>
+        </w:rPr>
+        <w:t>Crystal/Ceramic Resonator</w:t>
+      </w:r>
+      <w:r>
+        <w:rPr>
+          <w:rStyle w:val="ng-star-inserted1"/>
           <w:rFonts w:hint="eastAsia"/>
         </w:rPr>
-      </w:pPr>
-      <w:r>
-        <w:rPr>
-          <w:rStyle w:val="ng-star-inserted1"/>
-        </w:rPr>
-        <w:t>Crystal/Ceramic Resonator</w:t>
+        <w:t>：使用</w:t>
       </w:r>
       <w:r>
         <w:rPr>
           <w:rStyle w:val="ng-star-inserted1"/>
           <w:rFonts w:hint="eastAsia"/>
-        </w:rPr>
-        <w:t>：使用无源晶振，此</w:t>
+          <w:b/>
+          <w:bCs/>
+        </w:rPr>
+        <w:t>无源晶振</w:t>
       </w:r>
       <w:r>
         <w:rPr>
           <w:rStyle w:val="ng-star-inserted1"/>
           <w:rFonts w:hint="eastAsia"/>
         </w:rPr>
+        <w:t>，</w:t>
+      </w:r>
+      <w:proofErr w:type="gramStart"/>
+      <w:r>
+        <w:rPr>
+          <w:rStyle w:val="ng-star-inserted1"/>
+          <w:rFonts w:hint="eastAsia"/>
+        </w:rPr>
+        <w:t>此</w:t>
+      </w:r>
+      <w:r>
+        <w:rPr>
+          <w:rStyle w:val="ng-star-inserted1"/>
+          <w:rFonts w:hint="eastAsia"/>
+        </w:rPr>
         <w:t>晶振</w:t>
       </w:r>
       <w:r>
         <w:rPr>
           <w:rStyle w:val="ng-star-inserted1"/>
         </w:rPr>
-        <w:t xml:space="preserve">同时占用 </w:t>
+        <w:t>同时</w:t>
+      </w:r>
+      <w:proofErr w:type="gramEnd"/>
+      <w:r>
+        <w:rPr>
+          <w:rStyle w:val="ng-star-inserted1"/>
+        </w:rPr>
+        <w:t xml:space="preserve">占用 </w:t>
       </w:r>
       <w:r>
         <w:rPr>
@@ -274,7 +362,21 @@
         <w:rPr>
           <w:rStyle w:val="ng-star-inserted1"/>
         </w:rPr>
-        <w:t>：不使用外部晶振。</w:t>
+        <w:t>：不使用</w:t>
+      </w:r>
+      <w:proofErr w:type="gramStart"/>
+      <w:r>
+        <w:rPr>
+          <w:rStyle w:val="ng-star-inserted1"/>
+        </w:rPr>
+        <w:t>外部晶</w:t>
+      </w:r>
+      <w:proofErr w:type="gramEnd"/>
+      <w:r>
+        <w:rPr>
+          <w:rStyle w:val="ng-star-inserted1"/>
+        </w:rPr>
+        <w:t>振。</w:t>
       </w:r>
     </w:p>
     <w:p>
@@ -357,7 +459,21 @@
         <w:rPr>
           <w:rStyle w:val="ng-star-inserted1"/>
         </w:rPr>
-        <w:t>：省钱（不需要买外部晶振）、省引脚（OSC_IN 和 OSC_OUT 可以作为普通 GPIO 使用）。</w:t>
+        <w:t>：省钱（不需要买</w:t>
+      </w:r>
+      <w:proofErr w:type="gramStart"/>
+      <w:r>
+        <w:rPr>
+          <w:rStyle w:val="ng-star-inserted1"/>
+        </w:rPr>
+        <w:t>外部晶</w:t>
+      </w:r>
+      <w:proofErr w:type="gramEnd"/>
+      <w:r>
+        <w:rPr>
+          <w:rStyle w:val="ng-star-inserted1"/>
+        </w:rPr>
+        <w:t>振）、省引脚（OSC_IN 和 OSC_OUT 可以作为普通 GPIO 使用）。</w:t>
       </w:r>
     </w:p>
     <w:p>
@@ -385,7 +501,7 @@
     </w:p>
     <w:p>
       <w:r>
-        <w:pict>
+        <w:pict w14:anchorId="2FAECE31">
           <v:rect id="_x0000_i1025" style="width:0;height:1.5pt" o:hralign="center" o:hrstd="t" o:hr="t" fillcolor="#a0a0a0" stroked="f"/>
         </w:pict>
       </w:r>
@@ -583,7 +699,7 @@
     </w:p>
     <w:p>
       <w:r>
-        <w:pict>
+        <w:pict w14:anchorId="6028FF3F">
           <v:rect id="_x0000_i1026" style="width:0;height:1.5pt" o:hralign="center" o:hrstd="t" o:hr="t" fillcolor="#a0a0a0" stroked="f"/>
         </w:pict>
       </w:r>
@@ -781,7 +897,7 @@
     </w:p>
     <w:p>
       <w:r>
-        <w:pict>
+        <w:pict w14:anchorId="1FD4FEBD">
           <v:rect id="_x0000_i1027" style="width:0;height:1.5pt" o:hralign="center" o:hrstd="t" o:hr="t" fillcolor="#a0a0a0" stroked="f"/>
         </w:pict>
       </w:r>
@@ -1164,7 +1280,21 @@
         <w:rPr>
           <w:rStyle w:val="ng-star-inserted1"/>
         </w:rPr>
-        <w:t>你的开发板上贴的一定是那个金属外壳的 8MHz（或 12MHz）无源晶振。因此，在 CubeMX 中</w:t>
+        <w:t xml:space="preserve">你的开发板上贴的一定是那个金属外壳的 8MHz（或 12MHz）无源晶振。因此，在 </w:t>
+      </w:r>
+      <w:proofErr w:type="spellStart"/>
+      <w:r>
+        <w:rPr>
+          <w:rStyle w:val="ng-star-inserted1"/>
+        </w:rPr>
+        <w:t>CubeMX</w:t>
+      </w:r>
+      <w:proofErr w:type="spellEnd"/>
+      <w:r>
+        <w:rPr>
+          <w:rStyle w:val="ng-star-inserted1"/>
+        </w:rPr>
+        <w:t xml:space="preserve"> 中</w:t>
       </w:r>
       <w:r>
         <w:rPr>
@@ -1209,7 +1339,21 @@
         <w:rPr>
           <w:rStyle w:val="ng-star-inserted1"/>
         </w:rPr>
-        <w:t>）或在 CubeMX 重新配置后，LED 就能闪烁的原因。</w:t>
+        <w:t xml:space="preserve">）或在 </w:t>
+      </w:r>
+      <w:proofErr w:type="spellStart"/>
+      <w:r>
+        <w:rPr>
+          <w:rStyle w:val="ng-star-inserted1"/>
+        </w:rPr>
+        <w:t>CubeMX</w:t>
+      </w:r>
+      <w:proofErr w:type="spellEnd"/>
+      <w:r>
+        <w:rPr>
+          <w:rStyle w:val="ng-star-inserted1"/>
+        </w:rPr>
+        <w:t xml:space="preserve"> 重新配置后，LED 就能闪烁的原因。</w:t>
       </w:r>
     </w:p>
     <w:p>
@@ -1241,12 +1385,20 @@
         <w:rPr>
           <w:rFonts w:hint="eastAsia"/>
         </w:rPr>
-        <w:t>百分之9</w:t>
-      </w:r>
-      <w:r>
+        <w:t>百分之</w:t>
+      </w:r>
+      <w:proofErr w:type="gramStart"/>
+      <w:r>
+        <w:rPr>
+          <w:rFonts w:hint="eastAsia"/>
+        </w:rPr>
         <w:t>9</w:t>
       </w:r>
       <w:r>
+        <w:t>9</w:t>
+      </w:r>
+      <w:proofErr w:type="gramEnd"/>
+      <w:r>
         <w:rPr>
           <w:rFonts w:hint="eastAsia"/>
         </w:rPr>
@@ -1256,7 +1408,21 @@
         <w:rPr>
           <w:rFonts w:hint="eastAsia"/>
         </w:rPr>
-        <w:t>因为无源晶振的成本极低(几分钱</w:t>
+        <w:t>因为无源晶振的</w:t>
+      </w:r>
+      <w:r>
+        <w:rPr>
+          <w:rFonts w:hint="eastAsia"/>
+          <w:b/>
+          <w:bCs/>
+        </w:rPr>
+        <w:t>成本极低</w:t>
+      </w:r>
+      <w:r>
+        <w:rPr>
+          <w:rFonts w:hint="eastAsia"/>
+        </w:rPr>
+        <w:t>(几分钱</w:t>
       </w:r>
       <w:r>
         <w:t>)</w:t>
@@ -1265,7 +1431,21 @@
         <w:rPr>
           <w:rFonts w:hint="eastAsia"/>
         </w:rPr>
-        <w:t>，但是有源晶振的成本很高(几块钱</w:t>
+        <w:t>，但是有源晶振的</w:t>
+      </w:r>
+      <w:r>
+        <w:rPr>
+          <w:rFonts w:hint="eastAsia"/>
+          <w:b/>
+          <w:bCs/>
+        </w:rPr>
+        <w:t>成本很高(</w:t>
+      </w:r>
+      <w:r>
+        <w:rPr>
+          <w:rFonts w:hint="eastAsia"/>
+        </w:rPr>
+        <w:t>几块钱</w:t>
       </w:r>
       <w:r>
         <w:t>)</w:t>
@@ -1278,19 +1458,12 @@
       </w:r>
     </w:p>
     <w:p>
-      <w:pPr>
+      <w:r>
         <w:rPr>
           <w:rFonts w:hint="eastAsia"/>
         </w:rPr>
-      </w:pPr>
-      <w:r>
-        <w:rPr>
-          <w:rFonts w:hint="eastAsia"/>
-        </w:rPr>
         <w:t>通常在需要高精度的情况下使用有源晶振。</w:t>
       </w:r>
-      <w:bookmarkStart w:id="0" w:name="_GoBack"/>
-      <w:bookmarkEnd w:id="0"/>
     </w:p>
     <w:p>
       <w:pPr>
@@ -1308,7 +1481,25 @@
           <w:b/>
           <w:bCs/>
         </w:rPr>
-        <w:t>绝大多数开发板确实是第三种（无源晶振），但“BYPASS（旁路）”模式在特定专业场景下非常重要。</w:t>
+        <w:t>绝大多数开发</w:t>
+      </w:r>
+      <w:proofErr w:type="gramStart"/>
+      <w:r>
+        <w:rPr>
+          <w:rStyle w:val="ng-star-inserted1"/>
+          <w:b/>
+          <w:bCs/>
+        </w:rPr>
+        <w:t>板确实</w:t>
+      </w:r>
+      <w:proofErr w:type="gramEnd"/>
+      <w:r>
+        <w:rPr>
+          <w:rStyle w:val="ng-star-inserted1"/>
+          <w:b/>
+          <w:bCs/>
+        </w:rPr>
+        <w:t>是第三种（无源晶振），但“BYPASS（旁路）”模式在特定专业场景下非常重要。</w:t>
       </w:r>
     </w:p>
     <w:p>
@@ -1417,14 +1608,29 @@
         <w:rPr>
           <w:rStyle w:val="ng-star-inserted1"/>
         </w:rPr>
-        <w:t>，而有源晶振要</w:t>
-      </w:r>
-      <w:r>
-        <w:rPr>
-          <w:rStyle w:val="ng-star-inserted1"/>
-          <w:b/>
-        </w:rPr>
-        <w:t>几块钱</w:t>
+        <w:t>，而有源</w:t>
+      </w:r>
+      <w:proofErr w:type="gramStart"/>
+      <w:r>
+        <w:rPr>
+          <w:rStyle w:val="ng-star-inserted1"/>
+        </w:rPr>
+        <w:t>晶振要</w:t>
+      </w:r>
+      <w:r>
+        <w:rPr>
+          <w:rStyle w:val="ng-star-inserted1"/>
+          <w:b/>
+        </w:rPr>
+        <w:t>几块</w:t>
+      </w:r>
+      <w:proofErr w:type="gramEnd"/>
+      <w:r>
+        <w:rPr>
+          <w:rStyle w:val="ng-star-inserted1"/>
+          <w:b/>
+        </w:rPr>
+        <w:t>钱</w:t>
       </w:r>
       <w:r>
         <w:rPr>
@@ -1499,7 +1705,21 @@
         <w:rPr>
           <w:rStyle w:val="ng-star-inserted1"/>
         </w:rPr>
-        <w:t xml:space="preserve">：通常是银色金属外壳（长椭圆形 HC-49S 或小贴片），只有 2 个引脚连接到单片机的 </w:t>
+        <w:t xml:space="preserve">：通常是银色金属外壳（长椭圆形 HC-49S 或小贴片），只有 2 </w:t>
+      </w:r>
+      <w:proofErr w:type="gramStart"/>
+      <w:r>
+        <w:rPr>
+          <w:rStyle w:val="ng-star-inserted1"/>
+        </w:rPr>
+        <w:t>个</w:t>
+      </w:r>
+      <w:proofErr w:type="gramEnd"/>
+      <w:r>
+        <w:rPr>
+          <w:rStyle w:val="ng-star-inserted1"/>
+        </w:rPr>
+        <w:t xml:space="preserve">引脚连接到单片机的 </w:t>
       </w:r>
       <w:r>
         <w:rPr>
@@ -1528,8 +1748,8 @@
     </w:p>
     <w:p>
       <w:r>
-        <w:pict>
-          <v:rect id="_x0000_i1031" style="width:0;height:1.5pt" o:hralign="center" o:hrstd="t" o:hr="t" fillcolor="#a0a0a0" stroked="f"/>
+        <w:pict w14:anchorId="493D4CE3">
+          <v:rect id="_x0000_i1028" style="width:0;height:1.5pt" o:hralign="center" o:hrstd="t" o:hr="t" fillcolor="#a0a0a0" stroked="f"/>
         </w:pict>
       </w:r>
     </w:p>
@@ -1653,7 +1873,25 @@
           <w:b/>
           <w:bCs/>
         </w:rPr>
-        <w:t>4 个引脚</w:t>
+        <w:t xml:space="preserve">4 </w:t>
+      </w:r>
+      <w:proofErr w:type="gramStart"/>
+      <w:r>
+        <w:rPr>
+          <w:rStyle w:val="ng-star-inserted1"/>
+          <w:b/>
+          <w:bCs/>
+        </w:rPr>
+        <w:t>个</w:t>
+      </w:r>
+      <w:proofErr w:type="gramEnd"/>
+      <w:r>
+        <w:rPr>
+          <w:rStyle w:val="ng-star-inserted1"/>
+          <w:b/>
+          <w:bCs/>
+        </w:rPr>
+        <w:t>引脚</w:t>
       </w:r>
       <w:r>
         <w:rPr>
@@ -1822,7 +2060,21 @@
         <w:rPr>
           <w:rStyle w:val="ng-star-inserted1"/>
         </w:rPr>
-        <w:t xml:space="preserve"> 的有源晶振，它的频率不会随温度变化而漂移。这种晶振必须选 BYPASS 模式。</w:t>
+        <w:t xml:space="preserve"> 的有源晶振，它的频率不会随温度变化而漂移。这种晶</w:t>
+      </w:r>
+      <w:proofErr w:type="gramStart"/>
+      <w:r>
+        <w:rPr>
+          <w:rStyle w:val="ng-star-inserted1"/>
+        </w:rPr>
+        <w:t>振必须</w:t>
+      </w:r>
+      <w:proofErr w:type="gramEnd"/>
+      <w:r>
+        <w:rPr>
+          <w:rStyle w:val="ng-star-inserted1"/>
+        </w:rPr>
+        <w:t>选 BYPASS 模式。</w:t>
       </w:r>
     </w:p>
     <w:p>
@@ -1854,7 +2106,21 @@
         <w:rPr>
           <w:rStyle w:val="ng-star-inserted1"/>
         </w:rPr>
-        <w:t>如果一块 PCB 板上有好几颗芯片（比如一颗单片机 + 一颗 FPGA + 一颗网络芯片）都需要 25MHz 的时钟。为了让大家“步调一致”，工程师会用一个有源晶振产生时钟，然后像广播一样分发给所有芯片。这时所有接收信号的芯片都要选 BYPASS 模式。</w:t>
+        <w:t>如果一块 PCB 板上有好几颗芯片（比如一颗单片机 + 一颗 FPGA + 一颗网络芯片）都需要 25MHz 的时钟。为了让大家“步调一致”，工程师会用一个有源晶</w:t>
+      </w:r>
+      <w:proofErr w:type="gramStart"/>
+      <w:r>
+        <w:rPr>
+          <w:rStyle w:val="ng-star-inserted1"/>
+        </w:rPr>
+        <w:t>振产生</w:t>
+      </w:r>
+      <w:proofErr w:type="gramEnd"/>
+      <w:r>
+        <w:rPr>
+          <w:rStyle w:val="ng-star-inserted1"/>
+        </w:rPr>
+        <w:t>时钟，然后像广播一样分发给所有芯片。这时所有接收信号的芯片都要选 BYPASS 模式。</w:t>
       </w:r>
     </w:p>
     <w:p>
@@ -1871,7 +2137,25 @@
           <w:b/>
           <w:bCs/>
         </w:rPr>
-        <w:t>ST-Link 提供的时钟（Nucleo 开发板特有）</w:t>
+        <w:t>ST-Link 提供的时钟（</w:t>
+      </w:r>
+      <w:proofErr w:type="spellStart"/>
+      <w:r>
+        <w:rPr>
+          <w:rStyle w:val="ng-star-inserted1"/>
+          <w:b/>
+          <w:bCs/>
+        </w:rPr>
+        <w:t>Nucleo</w:t>
+      </w:r>
+      <w:proofErr w:type="spellEnd"/>
+      <w:r>
+        <w:rPr>
+          <w:rStyle w:val="ng-star-inserted1"/>
+          <w:b/>
+          <w:bCs/>
+        </w:rPr>
+        <w:t xml:space="preserve"> 开发板特有）</w:t>
       </w:r>
       <w:r>
         <w:rPr>
@@ -1888,25 +2172,63 @@
         </w:rPr>
         <w:t xml:space="preserve">如果你用过意法半导体官方出的 </w:t>
       </w:r>
-      <w:r>
-        <w:rPr>
-          <w:rStyle w:val="ng-star-inserted1"/>
-          <w:b/>
-          <w:bCs/>
-        </w:rPr>
-        <w:t>Nucleo 系列开发板</w:t>
-      </w:r>
-      <w:r>
-        <w:rPr>
-          <w:rStyle w:val="ng-star-inserted1"/>
-        </w:rPr>
-        <w:t>，你会发现上面并没有贴 8MHz 晶振，但它依然能跑 HSE。这是因为板载的 ST-Link 调试器产生了一个 8MHz 的时钟信号，通过引脚直接“喂”给了单片机。这种情况下，CubeMX 必须选 BYPASS。</w:t>
-      </w:r>
-    </w:p>
-    <w:p>
-      <w:r>
-        <w:pict>
-          <v:rect id="_x0000_i1032" style="width:0;height:1.5pt" o:hralign="center" o:hrstd="t" o:hr="t" fillcolor="#a0a0a0" stroked="f"/>
+      <w:proofErr w:type="spellStart"/>
+      <w:r>
+        <w:rPr>
+          <w:rStyle w:val="ng-star-inserted1"/>
+          <w:b/>
+          <w:bCs/>
+        </w:rPr>
+        <w:t>Nucleo</w:t>
+      </w:r>
+      <w:proofErr w:type="spellEnd"/>
+      <w:r>
+        <w:rPr>
+          <w:rStyle w:val="ng-star-inserted1"/>
+          <w:b/>
+          <w:bCs/>
+        </w:rPr>
+        <w:t xml:space="preserve"> 系列开发板</w:t>
+      </w:r>
+      <w:r>
+        <w:rPr>
+          <w:rStyle w:val="ng-star-inserted1"/>
+        </w:rPr>
+        <w:t>，你会发现上面并没有贴 8MHz 晶振，但它依然能跑 HSE。这是</w:t>
+      </w:r>
+      <w:proofErr w:type="gramStart"/>
+      <w:r>
+        <w:rPr>
+          <w:rStyle w:val="ng-star-inserted1"/>
+        </w:rPr>
+        <w:t>因为板载的</w:t>
+      </w:r>
+      <w:proofErr w:type="gramEnd"/>
+      <w:r>
+        <w:rPr>
+          <w:rStyle w:val="ng-star-inserted1"/>
+        </w:rPr>
+        <w:t xml:space="preserve"> ST-Link 调试器产生了一个 8MHz 的时钟信号，通过引脚直接“喂”给了单片机。这种情况下，</w:t>
+      </w:r>
+      <w:proofErr w:type="spellStart"/>
+      <w:r>
+        <w:rPr>
+          <w:rStyle w:val="ng-star-inserted1"/>
+        </w:rPr>
+        <w:t>CubeMX</w:t>
+      </w:r>
+      <w:proofErr w:type="spellEnd"/>
+      <w:r>
+        <w:rPr>
+          <w:rStyle w:val="ng-star-inserted1"/>
+        </w:rPr>
+        <w:t xml:space="preserve"> 必须选 BYPASS。</w:t>
+      </w:r>
+    </w:p>
+    <w:p>
+      <w:r>
+        <w:pict w14:anchorId="4FBB6B18">
+          <v:rect id="_x0000_i1029" style="width:0;height:1.5pt" o:hralign="center" o:hrstd="t" o:hr="t" fillcolor="#a0a0a0" stroked="f"/>
         </w:pict>
       </w:r>
     </w:p>
@@ -2065,7 +2387,6 @@
                 <w:b/>
                 <w:bCs/>
               </w:rPr>
-              <w:lastRenderedPageBreak/>
               <w:t>单片机引脚占用</w:t>
             </w:r>
           </w:p>
@@ -2112,13 +2433,23 @@
             <w:hideMark/>
           </w:tcPr>
           <w:p>
+            <w:proofErr w:type="spellStart"/>
             <w:r>
               <w:rPr>
                 <w:rStyle w:val="ng-star-inserted1"/>
                 <w:b/>
                 <w:bCs/>
               </w:rPr>
-              <w:t>CubeMX 设置</w:t>
+              <w:t>CubeMX</w:t>
+            </w:r>
+            <w:proofErr w:type="spellEnd"/>
+            <w:r>
+              <w:rPr>
+                <w:rStyle w:val="ng-star-inserted1"/>
+                <w:b/>
+                <w:bCs/>
+              </w:rPr>
+              <w:t xml:space="preserve"> 设置</w:t>
             </w:r>
           </w:p>
         </w:tc>
@@ -2280,13 +2611,7 @@
         <w:t xml:space="preserve"> 准没错。</w:t>
       </w:r>
     </w:p>
-    <w:p>
-      <w:pPr>
-        <w:rPr>
-          <w:rFonts w:hint="eastAsia"/>
-        </w:rPr>
-      </w:pPr>
-    </w:p>
+    <w:p/>
     <w:sectPr>
       <w:pgSz w:w="11906" w:h="16838"/>
       <w:pgMar w:top="1440" w:right="1800" w:bottom="1440" w:left="1800" w:header="851" w:footer="992" w:gutter="0"/>
@@ -2298,7 +2623,7 @@
 </file>
 
 <file path=word/endnotes.xml><?xml version="1.0" encoding="utf-8"?>
-<w:endnotes xmlns:wpc="http://schemas.microsoft.com/office/word/2010/wordprocessingCanvas" xmlns:cx="http://schemas.microsoft.com/office/drawing/2014/chartex" xmlns:mc="http://schemas.openxmlformats.org/markup-compatibility/2006" xmlns:o="urn:schemas-microsoft-com:office:office" xmlns:r="http://schemas.openxmlformats.org/officeDocument/2006/relationships" xmlns:m="http://schemas.openxmlformats.org/officeDocument/2006/math" xmlns:v="urn:schemas-microsoft-com:vml" xmlns:wp14="http://schemas.microsoft.com/office/word/2010/wordprocessingDrawing" xmlns:wp="http://schemas.openxmlformats.org/drawingml/2006/wordprocessingDrawing" xmlns:w10="urn:schemas-microsoft-com:office:word" xmlns:w="http://schemas.openxmlformats.org/wordprocessingml/2006/main" xmlns:w14="http://schemas.microsoft.com/office/word/2010/wordml" xmlns:w15="http://schemas.microsoft.com/office/word/2012/wordml" xmlns:w16se="http://schemas.microsoft.com/office/word/2015/wordml/symex" xmlns:wpg="http://schemas.microsoft.com/office/word/2010/wordprocessingGroup" xmlns:wpi="http://schemas.microsoft.com/office/word/2010/wordprocessingInk" xmlns:wne="http://schemas.microsoft.com/office/word/2006/wordml" xmlns:wps="http://schemas.microsoft.com/office/word/2010/wordprocessingShape" mc:Ignorable="w14 w15 w16se wp14">
+<w:endnotes xmlns:wpc="http://schemas.microsoft.com/office/word/2010/wordprocessingCanvas" xmlns:cx="http://schemas.microsoft.com/office/drawing/2014/chartex" xmlns:cx1="http://schemas.microsoft.com/office/drawing/2015/9/8/chartex" xmlns:cx2="http://schemas.microsoft.com/office/drawing/2015/10/21/chartex" xmlns:cx3="http://schemas.microsoft.com/office/drawing/2016/5/9/chartex" xmlns:cx4="http://schemas.microsoft.com/office/drawing/2016/5/10/chartex" xmlns:cx5="http://schemas.microsoft.com/office/drawing/2016/5/11/chartex" xmlns:cx6="http://schemas.microsoft.com/office/drawing/2016/5/12/chartex" xmlns:cx7="http://schemas.microsoft.com/office/drawing/2016/5/13/chartex" xmlns:cx8="http://schemas.microsoft.com/office/drawing/2016/5/14/chartex" xmlns:mc="http://schemas.openxmlformats.org/markup-compatibility/2006" xmlns:aink="http://schemas.microsoft.com/office/drawing/2016/ink" xmlns:am3d="http://schemas.microsoft.com/office/drawing/2017/model3d" xmlns:o="urn:schemas-microsoft-com:office:office" xmlns:oel="http://schemas.microsoft.com/office/2019/extlst" xmlns:r="http://schemas.openxmlformats.org/officeDocument/2006/relationships" xmlns:m="http://schemas.openxmlformats.org/officeDocument/2006/math" xmlns:v="urn:schemas-microsoft-com:vml" xmlns:wp14="http://schemas.microsoft.com/office/word/2010/wordprocessingDrawing" xmlns:wp="http://schemas.openxmlformats.org/drawingml/2006/wordprocessingDrawing" xmlns:w10="urn:schemas-microsoft-com:office:word" xmlns:w="http://schemas.openxmlformats.org/wordprocessingml/2006/main" xmlns:w14="http://schemas.microsoft.com/office/word/2010/wordml" xmlns:w15="http://schemas.microsoft.com/office/word/2012/wordml" xmlns:w16cex="http://schemas.microsoft.com/office/word/2018/wordml/cex" xmlns:w16cid="http://schemas.microsoft.com/office/word/2016/wordml/cid" xmlns:w16="http://schemas.microsoft.com/office/word/2018/wordml" xmlns:w16du="http://schemas.microsoft.com/office/word/2023/wordml/word16du" xmlns:w16sdtdh="http://schemas.microsoft.com/office/word/2020/wordml/sdtdatahash" xmlns:w16sdtfl="http://schemas.microsoft.com/office/word/2024/wordml/sdtformatlock" xmlns:w16se="http://schemas.microsoft.com/office/word/2015/wordml/symex" xmlns:wpg="http://schemas.microsoft.com/office/word/2010/wordprocessingGroup" xmlns:wpi="http://schemas.microsoft.com/office/word/2010/wordprocessingInk" xmlns:wne="http://schemas.microsoft.com/office/word/2006/wordml" xmlns:wps="http://schemas.microsoft.com/office/word/2010/wordprocessingShape" mc:Ignorable="w14 w15 w16se w16cid w16 w16cex w16sdtdh w16sdtfl w16du wp14">
   <w:endnote w:type="separator" w:id="-1">
     <w:p>
       <w:r>
@@ -2317,7 +2642,7 @@
 </file>
 
 <file path=word/footnotes.xml><?xml version="1.0" encoding="utf-8"?>
-<w:footnotes xmlns:wpc="http://schemas.microsoft.com/office/word/2010/wordprocessingCanvas" xmlns:cx="http://schemas.microsoft.com/office/drawing/2014/chartex" xmlns:mc="http://schemas.openxmlformats.org/markup-compatibility/2006" xmlns:o="urn:schemas-microsoft-com:office:office" xmlns:r="http://schemas.openxmlformats.org/officeDocument/2006/relationships" xmlns:m="http://schemas.openxmlformats.org/officeDocument/2006/math" xmlns:v="urn:schemas-microsoft-com:vml" xmlns:wp14="http://schemas.microsoft.com/office/word/2010/wordprocessingDrawing" xmlns:wp="http://schemas.openxmlformats.org/drawingml/2006/wordprocessingDrawing" xmlns:w10="urn:schemas-microsoft-com:office:word" xmlns:w="http://schemas.openxmlformats.org/wordprocessingml/2006/main" xmlns:w14="http://schemas.microsoft.com/office/word/2010/wordml" xmlns:w15="http://schemas.microsoft.com/office/word/2012/wordml" xmlns:w16se="http://schemas.microsoft.com/office/word/2015/wordml/symex" xmlns:wpg="http://schemas.microsoft.com/office/word/2010/wordprocessingGroup" xmlns:wpi="http://schemas.microsoft.com/office/word/2010/wordprocessingInk" xmlns:wne="http://schemas.microsoft.com/office/word/2006/wordml" xmlns:wps="http://schemas.microsoft.com/office/word/2010/wordprocessingShape" mc:Ignorable="w14 w15 w16se wp14">
+<w:footnotes xmlns:wpc="http://schemas.microsoft.com/office/word/2010/wordprocessingCanvas" xmlns:cx="http://schemas.microsoft.com/office/drawing/2014/chartex" xmlns:cx1="http://schemas.microsoft.com/office/drawing/2015/9/8/chartex" xmlns:cx2="http://schemas.microsoft.com/office/drawing/2015/10/21/chartex" xmlns:cx3="http://schemas.microsoft.com/office/drawing/2016/5/9/chartex" xmlns:cx4="http://schemas.microsoft.com/office/drawing/2016/5/10/chartex" xmlns:cx5="http://schemas.microsoft.com/office/drawing/2016/5/11/chartex" xmlns:cx6="http://schemas.microsoft.com/office/drawing/2016/5/12/chartex" xmlns:cx7="http://schemas.microsoft.com/office/drawing/2016/5/13/chartex" xmlns:cx8="http://schemas.microsoft.com/office/drawing/2016/5/14/chartex" xmlns:mc="http://schemas.openxmlformats.org/markup-compatibility/2006" xmlns:aink="http://schemas.microsoft.com/office/drawing/2016/ink" xmlns:am3d="http://schemas.microsoft.com/office/drawing/2017/model3d" xmlns:o="urn:schemas-microsoft-com:office:office" xmlns:oel="http://schemas.microsoft.com/office/2019/extlst" xmlns:r="http://schemas.openxmlformats.org/officeDocument/2006/relationships" xmlns:m="http://schemas.openxmlformats.org/officeDocument/2006/math" xmlns:v="urn:schemas-microsoft-com:vml" xmlns:wp14="http://schemas.microsoft.com/office/word/2010/wordprocessingDrawing" xmlns:wp="http://schemas.openxmlformats.org/drawingml/2006/wordprocessingDrawing" xmlns:w10="urn:schemas-microsoft-com:office:word" xmlns:w="http://schemas.openxmlformats.org/wordprocessingml/2006/main" xmlns:w14="http://schemas.microsoft.com/office/word/2010/wordml" xmlns:w15="http://schemas.microsoft.com/office/word/2012/wordml" xmlns:w16cex="http://schemas.microsoft.com/office/word/2018/wordml/cex" xmlns:w16cid="http://schemas.microsoft.com/office/word/2016/wordml/cid" xmlns:w16="http://schemas.microsoft.com/office/word/2018/wordml" xmlns:w16du="http://schemas.microsoft.com/office/word/2023/wordml/word16du" xmlns:w16sdtdh="http://schemas.microsoft.com/office/word/2020/wordml/sdtdatahash" xmlns:w16sdtfl="http://schemas.microsoft.com/office/word/2024/wordml/sdtformatlock" xmlns:w16se="http://schemas.microsoft.com/office/word/2015/wordml/symex" xmlns:wpg="http://schemas.microsoft.com/office/word/2010/wordprocessingGroup" xmlns:wpi="http://schemas.microsoft.com/office/word/2010/wordprocessingInk" xmlns:wne="http://schemas.microsoft.com/office/word/2006/wordml" xmlns:wps="http://schemas.microsoft.com/office/word/2010/wordprocessingShape" mc:Ignorable="w14 w15 w16se w16cid w16 w16cex w16sdtdh w16sdtfl w16du wp14">
   <w:footnote w:type="separator" w:id="-1">
     <w:p>
       <w:r>
@@ -2336,7 +2661,7 @@
 </file>
 
 <file path=word/numbering.xml><?xml version="1.0" encoding="utf-8"?>
-<w:numbering xmlns:wpc="http://schemas.microsoft.com/office/word/2010/wordprocessingCanvas" xmlns:cx="http://schemas.microsoft.com/office/drawing/2014/chartex" xmlns:mc="http://schemas.openxmlformats.org/markup-compatibility/2006" xmlns:o="urn:schemas-microsoft-com:office:office" xmlns:r="http://schemas.openxmlformats.org/officeDocument/2006/relationships" xmlns:m="http://schemas.openxmlformats.org/officeDocument/2006/math" xmlns:v="urn:schemas-microsoft-com:vml" xmlns:wp14="http://schemas.microsoft.com/office/word/2010/wordprocessingDrawing" xmlns:wp="http://schemas.openxmlformats.org/drawingml/2006/wordprocessingDrawing" xmlns:w10="urn:schemas-microsoft-com:office:word" xmlns:w="http://schemas.openxmlformats.org/wordprocessingml/2006/main" xmlns:w14="http://schemas.microsoft.com/office/word/2010/wordml" xmlns:w15="http://schemas.microsoft.com/office/word/2012/wordml" xmlns:w16se="http://schemas.microsoft.com/office/word/2015/wordml/symex" xmlns:wpg="http://schemas.microsoft.com/office/word/2010/wordprocessingGroup" xmlns:wpi="http://schemas.microsoft.com/office/word/2010/wordprocessingInk" xmlns:wne="http://schemas.microsoft.com/office/word/2006/wordml" xmlns:wps="http://schemas.microsoft.com/office/word/2010/wordprocessingShape" mc:Ignorable="w14 w15 w16se wp14">
+<w:numbering xmlns:wpc="http://schemas.microsoft.com/office/word/2010/wordprocessingCanvas" xmlns:cx="http://schemas.microsoft.com/office/drawing/2014/chartex" xmlns:cx1="http://schemas.microsoft.com/office/drawing/2015/9/8/chartex" xmlns:cx2="http://schemas.microsoft.com/office/drawing/2015/10/21/chartex" xmlns:cx3="http://schemas.microsoft.com/office/drawing/2016/5/9/chartex" xmlns:cx4="http://schemas.microsoft.com/office/drawing/2016/5/10/chartex" xmlns:cx5="http://schemas.microsoft.com/office/drawing/2016/5/11/chartex" xmlns:cx6="http://schemas.microsoft.com/office/drawing/2016/5/12/chartex" xmlns:cx7="http://schemas.microsoft.com/office/drawing/2016/5/13/chartex" xmlns:cx8="http://schemas.microsoft.com/office/drawing/2016/5/14/chartex" xmlns:mc="http://schemas.openxmlformats.org/markup-compatibility/2006" xmlns:aink="http://schemas.microsoft.com/office/drawing/2016/ink" xmlns:am3d="http://schemas.microsoft.com/office/drawing/2017/model3d" xmlns:o="urn:schemas-microsoft-com:office:office" xmlns:oel="http://schemas.microsoft.com/office/2019/extlst" xmlns:r="http://schemas.openxmlformats.org/officeDocument/2006/relationships" xmlns:m="http://schemas.openxmlformats.org/officeDocument/2006/math" xmlns:v="urn:schemas-microsoft-com:vml" xmlns:wp14="http://schemas.microsoft.com/office/word/2010/wordprocessingDrawing" xmlns:wp="http://schemas.openxmlformats.org/drawingml/2006/wordprocessingDrawing" xmlns:w10="urn:schemas-microsoft-com:office:word" xmlns:w="http://schemas.openxmlformats.org/wordprocessingml/2006/main" xmlns:w14="http://schemas.microsoft.com/office/word/2010/wordml" xmlns:w15="http://schemas.microsoft.com/office/word/2012/wordml" xmlns:w16cex="http://schemas.microsoft.com/office/word/2018/wordml/cex" xmlns:w16cid="http://schemas.microsoft.com/office/word/2016/wordml/cid" xmlns:w16="http://schemas.microsoft.com/office/word/2018/wordml" xmlns:w16du="http://schemas.microsoft.com/office/word/2023/wordml/word16du" xmlns:w16sdtdh="http://schemas.microsoft.com/office/word/2020/wordml/sdtdatahash" xmlns:w16sdtfl="http://schemas.microsoft.com/office/word/2024/wordml/sdtformatlock" xmlns:w16se="http://schemas.microsoft.com/office/word/2015/wordml/symex" xmlns:wpg="http://schemas.microsoft.com/office/word/2010/wordprocessingGroup" xmlns:wpi="http://schemas.microsoft.com/office/word/2010/wordprocessingInk" xmlns:wne="http://schemas.microsoft.com/office/word/2006/wordml" xmlns:wps="http://schemas.microsoft.com/office/word/2010/wordprocessingShape" mc:Ignorable="w14 w15 w16se w16cid w16 w16cex w16sdtdh w16sdtfl w16du wp14">
   <w:abstractNum w:abstractNumId="0" w15:restartNumberingAfterBreak="0">
     <w:nsid w:val="03114352"/>
     <w:multiLevelType w:val="multilevel"/>
@@ -3191,29 +3516,29 @@
       </w:rPr>
     </w:lvl>
   </w:abstractNum>
-  <w:num w:numId="1">
+  <w:num w:numId="1" w16cid:durableId="12154637">
     <w:abstractNumId w:val="3"/>
   </w:num>
-  <w:num w:numId="2">
+  <w:num w:numId="2" w16cid:durableId="1210066509">
     <w:abstractNumId w:val="4"/>
   </w:num>
-  <w:num w:numId="3">
+  <w:num w:numId="3" w16cid:durableId="193662851">
     <w:abstractNumId w:val="5"/>
   </w:num>
-  <w:num w:numId="4">
+  <w:num w:numId="4" w16cid:durableId="1372728407">
     <w:abstractNumId w:val="1"/>
   </w:num>
-  <w:num w:numId="5">
+  <w:num w:numId="5" w16cid:durableId="1602838844">
     <w:abstractNumId w:val="0"/>
   </w:num>
-  <w:num w:numId="6">
+  <w:num w:numId="6" w16cid:durableId="490367146">
     <w:abstractNumId w:val="2"/>
   </w:num>
 </w:numbering>
 </file>
 
 <file path=word/styles.xml><?xml version="1.0" encoding="utf-8"?>
-<w:styles xmlns:mc="http://schemas.openxmlformats.org/markup-compatibility/2006" xmlns:r="http://schemas.openxmlformats.org/officeDocument/2006/relationships" xmlns:w="http://schemas.openxmlformats.org/wordprocessingml/2006/main" xmlns:w14="http://schemas.microsoft.com/office/word/2010/wordml" xmlns:w15="http://schemas.microsoft.com/office/word/2012/wordml" xmlns:w16se="http://schemas.microsoft.com/office/word/2015/wordml/symex" mc:Ignorable="w14 w15 w16se">
+<w:styles xmlns:mc="http://schemas.openxmlformats.org/markup-compatibility/2006" xmlns:r="http://schemas.openxmlformats.org/officeDocument/2006/relationships" xmlns:w="http://schemas.openxmlformats.org/wordprocessingml/2006/main" xmlns:w14="http://schemas.microsoft.com/office/word/2010/wordml" xmlns:w15="http://schemas.microsoft.com/office/word/2012/wordml" xmlns:w16cex="http://schemas.microsoft.com/office/word/2018/wordml/cex" xmlns:w16cid="http://schemas.microsoft.com/office/word/2016/wordml/cid" xmlns:w16="http://schemas.microsoft.com/office/word/2018/wordml" xmlns:w16du="http://schemas.microsoft.com/office/word/2023/wordml/word16du" xmlns:w16sdtdh="http://schemas.microsoft.com/office/word/2020/wordml/sdtdatahash" xmlns:w16sdtfl="http://schemas.microsoft.com/office/word/2024/wordml/sdtformatlock" xmlns:w16se="http://schemas.microsoft.com/office/word/2015/wordml/symex" mc:Ignorable="w14 w15 w16se w16cid w16 w16cex w16sdtdh w16sdtfl w16du">
   <w:docDefaults>
     <w:rPrDefault>
       <w:rPr>
@@ -3226,7 +3551,7 @@
     </w:rPrDefault>
     <w:pPrDefault/>
   </w:docDefaults>
-  <w:latentStyles w:defLockedState="0" w:defUIPriority="99" w:defSemiHidden="0" w:defUnhideWhenUsed="0" w:defQFormat="0" w:count="371">
+  <w:latentStyles w:defLockedState="0" w:defUIPriority="99" w:defSemiHidden="0" w:defUnhideWhenUsed="0" w:defQFormat="0" w:count="376">
     <w:lsdException w:name="Normal" w:uiPriority="0" w:qFormat="1"/>
     <w:lsdException w:name="heading 1" w:uiPriority="9" w:qFormat="1"/>
     <w:lsdException w:name="heading 2" w:semiHidden="1" w:uiPriority="9" w:unhideWhenUsed="1" w:qFormat="1"/>
@@ -3598,6 +3923,11 @@
     <w:lsdException w:name="List Table 5 Dark Accent 6" w:uiPriority="50"/>
     <w:lsdException w:name="List Table 6 Colorful Accent 6" w:uiPriority="51"/>
     <w:lsdException w:name="List Table 7 Colorful Accent 6" w:uiPriority="52"/>
+    <w:lsdException w:name="Mention" w:semiHidden="1" w:unhideWhenUsed="1"/>
+    <w:lsdException w:name="Smart Hyperlink" w:semiHidden="1" w:unhideWhenUsed="1"/>
+    <w:lsdException w:name="Hashtag" w:semiHidden="1" w:unhideWhenUsed="1"/>
+    <w:lsdException w:name="Unresolved Mention" w:semiHidden="1" w:unhideWhenUsed="1"/>
+    <w:lsdException w:name="Smart Link" w:semiHidden="1" w:unhideWhenUsed="1"/>
   </w:latentStyles>
   <w:style w:type="paragraph" w:default="1" w:styleId="a">
     <w:name w:val="Normal"/>
